--- a/engine/tmgh_study/TMGH_Sources_02-09-2026.docx
+++ b/engine/tmgh_study/TMGH_Sources_02-09-2026.docx
@@ -15324,7 +15324,7 @@
                 <w:color w:val="1A1D21"/>
                 <w:sz w:val="17"/>
               </w:rPr>
-              <w:t>1.4718</w:t>
+              <w:t>1.4687</w:t>
             </w:r>
           </w:p>
         </w:tc>
@@ -15339,7 +15339,7 @@
                 <w:color w:val="1A1D21"/>
                 <w:sz w:val="17"/>
               </w:rPr>
-              <w:t>TMGH's own weekly returns against the Egyptian Exchange's published index, 4.85 years to 2026-07-16, 251 observations</w:t>
+              <w:t>TMGH's own weekly returns against the Egyptian Exchange's published index, 4.94 years to 2026-08-20, 256 observations</w:t>
             </w:r>
           </w:p>
         </w:tc>
@@ -15392,7 +15392,7 @@
                 <w:color w:val="1A1D21"/>
                 <w:sz w:val="17"/>
               </w:rPr>
-              <w:t>97.80</w:t>
+              <w:t>96.60</w:t>
             </w:r>
           </w:p>
         </w:tc>
@@ -15407,7 +15407,7 @@
                 <w:color w:val="1A1D21"/>
                 <w:sz w:val="17"/>
               </w:rPr>
-              <w:t>Egyptian Exchange close, 23 August 2026, from the same cleaned price history the probability distribution is fitted to</w:t>
+              <w:t>Egyptian Exchange close for 2 September 2026, the latest price this repository holds for this name, read from the committed supplied price file through gap_today.latest_price_per_ticker(). SUPERSEDES the 23 August 2026 close of 97.80 the study was struck at: a fair value put against a price ten days old is a comparison a reader cannot use, however good the fair value is.</w:t>
             </w:r>
           </w:p>
         </w:tc>
@@ -16607,7 +16607,7 @@
                 <w:color w:val="1A1D21"/>
                 <w:sz w:val="17"/>
               </w:rPr>
-              <w:t>the method used here gives 35.79%; the price the shares trade at implies 17.4% to 31.9%</w:t>
+              <w:t>the method used here gives 35.74%; the price the shares trade at implies 17.6% to 32.3%</w:t>
             </w:r>
           </w:p>
         </w:tc>
